--- a/TextBook/CodeDock.docx
+++ b/TextBook/CodeDock.docx
@@ -21,32 +21,15 @@
         </w:rPr>
         <w:t>※</w:t>
       </w:r>
-      <w:r>
-        <w:fldChar w:fldCharType="begin"/>
-      </w:r>
-      <w:r>
-        <w:instrText>HYPERLINK \l "引用"</w:instrText>
-      </w:r>
-      <w:r>
-        <w:fldChar w:fldCharType="separate"/>
-      </w:r>
-      <w:r>
-        <w:rPr>
-          <w:rStyle w:val="aa"/>
-          <w:rFonts w:hint="eastAsia"/>
-        </w:rPr>
-        <w:t>引</w:t>
-      </w:r>
-      <w:r>
-        <w:rPr>
-          <w:rStyle w:val="aa"/>
-          <w:rFonts w:hint="eastAsia"/>
-        </w:rPr>
-        <w:t>用</w:t>
-      </w:r>
-      <w:r>
-        <w:fldChar w:fldCharType="end"/>
-      </w:r>
+      <w:hyperlink w:anchor="引用" w:history="1">
+        <w:r>
+          <w:rPr>
+            <w:rStyle w:val="aa"/>
+            <w:rFonts w:hint="eastAsia"/>
+          </w:rPr>
+          <w:t>引用</w:t>
+        </w:r>
+      </w:hyperlink>
       <w:r>
         <w:rPr>
           <w:rFonts w:hint="eastAsia"/>
@@ -159,29 +142,24 @@
     </w:p>
     <w:p/>
     <w:p>
-      <w:pPr>
+      <w:r>
+        <w:rPr>
+          <w:b/>
+          <w:sz w:val="28"/>
+        </w:rPr>
+        <w:t>Code Dock</w:t>
+      </w:r>
+      <w:r>
         <w:rPr>
           <w:rFonts w:hint="eastAsia"/>
-        </w:rPr>
-      </w:pPr>
-      <w:r>
-        <w:rPr>
           <w:b/>
           <w:sz w:val="28"/>
         </w:rPr>
-        <w:t>Code Dock</w:t>
-      </w:r>
-      <w:r>
-        <w:rPr>
-          <w:rFonts w:hint="eastAsia"/>
-          <w:b/>
-          <w:sz w:val="28"/>
-        </w:rPr>
         <w:t>実例</w:t>
       </w:r>
     </w:p>
     <w:p>
-      <w:hyperlink r:id="rId5" w:history="1">
+      <w:hyperlink r:id="rId8" w:history="1">
         <w:r>
           <w:rPr>
             <w:rStyle w:val="aa"/>
@@ -236,7 +214,7 @@
                     </pic:cNvPicPr>
                   </pic:nvPicPr>
                   <pic:blipFill>
-                    <a:blip r:embed="rId6">
+                    <a:blip r:embed="rId9">
                       <a:extLst>
                         <a:ext uri="{28A0092B-C50C-407E-A947-70E740481C1C}">
                           <a14:useLocalDpi xmlns:a14="http://schemas.microsoft.com/office/drawing/2010/main" val="0"/>
@@ -269,27 +247,14 @@
       </w:r>
     </w:p>
     <w:p>
-      <w:pPr>
+      <w:r>
         <w:rPr>
           <w:rFonts w:hint="eastAsia"/>
-        </w:rPr>
-      </w:pPr>
-      <w:r>
-        <w:rPr>
-          <w:rFonts w:hint="eastAsia"/>
           <w:b/>
           <w:sz w:val="28"/>
         </w:rPr>
         <w:lastRenderedPageBreak/>
-        <w:t>病</w:t>
-      </w:r>
-      <w:r>
-        <w:rPr>
-          <w:rFonts w:hint="eastAsia"/>
-          <w:b/>
-          <w:sz w:val="28"/>
-        </w:rPr>
-        <w:t>詳細</w:t>
+        <w:t>病詳細</w:t>
       </w:r>
     </w:p>
     <w:p>
@@ -309,14 +274,7 @@
           <w:b/>
           <w:bCs/>
         </w:rPr>
-        <w:t>ノーフューチャー</w:t>
-      </w:r>
-      <w:r>
-        <w:rPr>
-          <w:b/>
-          <w:bCs/>
-        </w:rPr>
-        <w:t xml:space="preserve"> </w:t>
+        <w:t xml:space="preserve">ノーフューチャー </w:t>
       </w:r>
       <w:r>
         <w:rPr>
@@ -358,7 +316,15 @@
         <w:ind w:firstLine="840"/>
       </w:pPr>
       <w:r>
-        <w:t>ノープラン：計画なしで行き当たりばったりに進める</w:t>
+        <w:t>ノープラン：計画なしで行き当たりばったり</w:t>
+      </w:r>
+      <w:proofErr w:type="gramStart"/>
+      <w:r>
+        <w:t>に</w:t>
+      </w:r>
+      <w:proofErr w:type="gramEnd"/>
+      <w:r>
+        <w:t>進める</w:t>
       </w:r>
     </w:p>
     <w:p>
@@ -387,14 +353,7 @@
           <w:b/>
           <w:bCs/>
         </w:rPr>
-        <w:t>ノンプロフェッショナル</w:t>
-      </w:r>
-      <w:r>
-        <w:rPr>
-          <w:b/>
-          <w:bCs/>
-        </w:rPr>
-        <w:t xml:space="preserve"> </w:t>
+        <w:t xml:space="preserve">ノンプロフェッショナル </w:t>
       </w:r>
       <w:r>
         <w:rPr>
@@ -449,9 +408,6 @@
     <w:p>
       <w:pPr>
         <w:ind w:left="840"/>
-        <w:rPr>
-          <w:rFonts w:hint="eastAsia"/>
-        </w:rPr>
       </w:pPr>
       <w:r>
         <w:t>身）</w:t>
@@ -475,14 +431,7 @@
           <w:b/>
           <w:bCs/>
         </w:rPr>
-        <w:t>パワープレイ</w:t>
-      </w:r>
-      <w:r>
-        <w:rPr>
-          <w:b/>
-          <w:bCs/>
-        </w:rPr>
-        <w:t xml:space="preserve"> </w:t>
+        <w:t xml:space="preserve">パワープレイ </w:t>
       </w:r>
       <w:r>
         <w:rPr>
@@ -552,14 +501,7 @@
           <w:b/>
           <w:bCs/>
         </w:rPr>
-        <w:t>信頼欠乏</w:t>
-      </w:r>
-      <w:r>
-        <w:rPr>
-          <w:b/>
-          <w:bCs/>
-        </w:rPr>
-        <w:t xml:space="preserve"> </w:t>
+        <w:t xml:space="preserve">信頼欠乏 </w:t>
       </w:r>
       <w:r>
         <w:rPr>
@@ -630,14 +572,7 @@
           <w:b/>
           <w:bCs/>
         </w:rPr>
-        <w:t>表面的関係</w:t>
-      </w:r>
-      <w:r>
-        <w:rPr>
-          <w:b/>
-          <w:bCs/>
-        </w:rPr>
-        <w:t xml:space="preserve"> </w:t>
+        <w:t xml:space="preserve">表面的関係 </w:t>
       </w:r>
       <w:r>
         <w:rPr>
@@ -670,8 +605,13 @@
       <w:pPr>
         <w:ind w:firstLine="840"/>
       </w:pPr>
-      <w:r>
-        <w:t>いっぴきオオカミ：単独行動で協力しない</w:t>
+      <w:proofErr w:type="gramStart"/>
+      <w:r>
+        <w:t>いっぴき</w:t>
+      </w:r>
+      <w:proofErr w:type="gramEnd"/>
+      <w:r>
+        <w:t>オオカミ：単独行動で協力しない</w:t>
       </w:r>
     </w:p>
     <w:p>
@@ -708,14 +648,7 @@
           <w:b/>
           <w:bCs/>
         </w:rPr>
-        <w:t>他人任せ</w:t>
-      </w:r>
-      <w:r>
-        <w:rPr>
-          <w:b/>
-          <w:bCs/>
-        </w:rPr>
-        <w:t xml:space="preserve"> </w:t>
+        <w:t xml:space="preserve">他人任せ </w:t>
       </w:r>
       <w:r>
         <w:rPr>
@@ -790,14 +723,7 @@
           <w:b/>
           <w:bCs/>
         </w:rPr>
-        <w:t>車輪・ルーチン</w:t>
-      </w:r>
-      <w:r>
-        <w:rPr>
-          <w:b/>
-          <w:bCs/>
-        </w:rPr>
-        <w:t xml:space="preserve"> </w:t>
+        <w:t xml:space="preserve">車輪・ルーチン </w:t>
       </w:r>
       <w:r>
         <w:rPr>
@@ -868,14 +794,7 @@
           <w:b/>
           <w:bCs/>
         </w:rPr>
-        <w:t>ノーエビデンス</w:t>
-      </w:r>
-      <w:r>
-        <w:rPr>
-          <w:b/>
-          <w:bCs/>
-        </w:rPr>
-        <w:t xml:space="preserve"> </w:t>
+        <w:t xml:space="preserve">ノーエビデンス </w:t>
       </w:r>
       <w:r>
         <w:rPr>
@@ -925,7 +844,16 @@
         <w:ind w:left="840"/>
       </w:pPr>
       <w:r>
-        <w:t>『エディターでは動いてた』：自分の環境だけで確認し、本番で動かない（“ローカルでは動いた”問題）</w:t>
+        <w:t>『エディターでは</w:t>
+      </w:r>
+      <w:r>
+        <w:rPr>
+          <w:rFonts w:hint="eastAsia"/>
+        </w:rPr>
+        <w:t>動いていた</w:t>
+      </w:r>
+      <w:r>
+        <w:t>』：自分の環境だけで確認し、本番で動かない（“ローカルでは動いた”問題）</w:t>
       </w:r>
     </w:p>
     <w:p/>
@@ -946,14 +874,7 @@
           <w:b/>
           <w:bCs/>
         </w:rPr>
-        <w:t>無関心</w:t>
-      </w:r>
-      <w:r>
-        <w:rPr>
-          <w:b/>
-          <w:bCs/>
-        </w:rPr>
-        <w:t xml:space="preserve"> </w:t>
+        <w:t xml:space="preserve">無関心 </w:t>
       </w:r>
       <w:r>
         <w:rPr>
@@ -1010,7 +931,6 @@
     <w:p>
       <w:pPr>
         <w:rPr>
-          <w:rFonts w:hint="eastAsia"/>
           <w:b/>
           <w:bCs/>
           <w:sz w:val="28"/>
@@ -1064,13 +984,171 @@
       </w:r>
     </w:p>
     <w:sectPr>
+      <w:footerReference w:type="even" r:id="rId10"/>
+      <w:footerReference w:type="default" r:id="rId11"/>
       <w:pgSz w:w="11906" w:h="16838"/>
       <w:pgMar w:top="1985" w:right="1701" w:bottom="1701" w:left="1701" w:header="851" w:footer="992" w:gutter="0"/>
+      <w:lnNumType w:countBy="1" w:restart="continuous"/>
       <w:cols w:space="425"/>
       <w:docGrid w:type="lines" w:linePitch="360"/>
     </w:sectPr>
   </w:body>
 </w:document>
+</file>
+
+<file path=word/endnotes.xml><?xml version="1.0" encoding="utf-8"?>
+<w:endnotes xmlns:wpc="http://schemas.microsoft.com/office/word/2010/wordprocessingCanvas" xmlns:cx="http://schemas.microsoft.com/office/drawing/2014/chartex" xmlns:cx1="http://schemas.microsoft.com/office/drawing/2015/9/8/chartex" xmlns:cx2="http://schemas.microsoft.com/office/drawing/2015/10/21/chartex" xmlns:cx3="http://schemas.microsoft.com/office/drawing/2016/5/9/chartex" xmlns:cx4="http://schemas.microsoft.com/office/drawing/2016/5/10/chartex" xmlns:cx5="http://schemas.microsoft.com/office/drawing/2016/5/11/chartex" xmlns:cx6="http://schemas.microsoft.com/office/drawing/2016/5/12/chartex" xmlns:cx7="http://schemas.microsoft.com/office/drawing/2016/5/13/chartex" xmlns:cx8="http://schemas.microsoft.com/office/drawing/2016/5/14/chartex" xmlns:mc="http://schemas.openxmlformats.org/markup-compatibility/2006" xmlns:aink="http://schemas.microsoft.com/office/drawing/2016/ink" xmlns:am3d="http://schemas.microsoft.com/office/drawing/2017/model3d" xmlns:o="urn:schemas-microsoft-com:office:office" xmlns:oel="http://schemas.microsoft.com/office/2019/extlst" xmlns:r="http://schemas.openxmlformats.org/officeDocument/2006/relationships" xmlns:m="http://schemas.openxmlformats.org/officeDocument/2006/math" xmlns:v="urn:schemas-microsoft-com:vml" xmlns:wp14="http://schemas.microsoft.com/office/word/2010/wordprocessingDrawing" xmlns:wp="http://schemas.openxmlformats.org/drawingml/2006/wordprocessingDrawing" xmlns:w10="urn:schemas-microsoft-com:office:word" xmlns:w="http://schemas.openxmlformats.org/wordprocessingml/2006/main" xmlns:w14="http://schemas.microsoft.com/office/word/2010/wordml" xmlns:w15="http://schemas.microsoft.com/office/word/2012/wordml" xmlns:w16cex="http://schemas.microsoft.com/office/word/2018/wordml/cex" xmlns:w16cid="http://schemas.microsoft.com/office/word/2016/wordml/cid" xmlns:w16="http://schemas.microsoft.com/office/word/2018/wordml" xmlns:w16du="http://schemas.microsoft.com/office/word/2023/wordml/word16du" xmlns:w16sdtdh="http://schemas.microsoft.com/office/word/2020/wordml/sdtdatahash" xmlns:w16sdtfl="http://schemas.microsoft.com/office/word/2024/wordml/sdtformatlock" xmlns:w16se="http://schemas.microsoft.com/office/word/2015/wordml/symex" xmlns:wpg="http://schemas.microsoft.com/office/word/2010/wordprocessingGroup" xmlns:wpi="http://schemas.microsoft.com/office/word/2010/wordprocessingInk" xmlns:wne="http://schemas.microsoft.com/office/word/2006/wordml" xmlns:wps="http://schemas.microsoft.com/office/word/2010/wordprocessingShape" mc:Ignorable="w14 w15 w16se w16cid w16 w16cex w16sdtdh w16sdtfl w16du wp14">
+  <w:endnote w:type="separator" w:id="-1">
+    <w:p>
+      <w:r>
+        <w:separator/>
+      </w:r>
+    </w:p>
+  </w:endnote>
+  <w:endnote w:type="continuationSeparator" w:id="0">
+    <w:p>
+      <w:r>
+        <w:continuationSeparator/>
+      </w:r>
+    </w:p>
+  </w:endnote>
+</w:endnotes>
+</file>
+
+<file path=word/footer1.xml><?xml version="1.0" encoding="utf-8"?>
+<w:ftr xmlns:wpc="http://schemas.microsoft.com/office/word/2010/wordprocessingCanvas" xmlns:cx="http://schemas.microsoft.com/office/drawing/2014/chartex" xmlns:cx1="http://schemas.microsoft.com/office/drawing/2015/9/8/chartex" xmlns:cx2="http://schemas.microsoft.com/office/drawing/2015/10/21/chartex" xmlns:cx3="http://schemas.microsoft.com/office/drawing/2016/5/9/chartex" xmlns:cx4="http://schemas.microsoft.com/office/drawing/2016/5/10/chartex" xmlns:cx5="http://schemas.microsoft.com/office/drawing/2016/5/11/chartex" xmlns:cx6="http://schemas.microsoft.com/office/drawing/2016/5/12/chartex" xmlns:cx7="http://schemas.microsoft.com/office/drawing/2016/5/13/chartex" xmlns:cx8="http://schemas.microsoft.com/office/drawing/2016/5/14/chartex" xmlns:mc="http://schemas.openxmlformats.org/markup-compatibility/2006" xmlns:aink="http://schemas.microsoft.com/office/drawing/2016/ink" xmlns:am3d="http://schemas.microsoft.com/office/drawing/2017/model3d" xmlns:o="urn:schemas-microsoft-com:office:office" xmlns:oel="http://schemas.microsoft.com/office/2019/extlst" xmlns:r="http://schemas.openxmlformats.org/officeDocument/2006/relationships" xmlns:m="http://schemas.openxmlformats.org/officeDocument/2006/math" xmlns:v="urn:schemas-microsoft-com:vml" xmlns:wp14="http://schemas.microsoft.com/office/word/2010/wordprocessingDrawing" xmlns:wp="http://schemas.openxmlformats.org/drawingml/2006/wordprocessingDrawing" xmlns:w10="urn:schemas-microsoft-com:office:word" xmlns:w="http://schemas.openxmlformats.org/wordprocessingml/2006/main" xmlns:w14="http://schemas.microsoft.com/office/word/2010/wordml" xmlns:w15="http://schemas.microsoft.com/office/word/2012/wordml" xmlns:w16cex="http://schemas.microsoft.com/office/word/2018/wordml/cex" xmlns:w16cid="http://schemas.microsoft.com/office/word/2016/wordml/cid" xmlns:w16="http://schemas.microsoft.com/office/word/2018/wordml" xmlns:w16du="http://schemas.microsoft.com/office/word/2023/wordml/word16du" xmlns:w16sdtdh="http://schemas.microsoft.com/office/word/2020/wordml/sdtdatahash" xmlns:w16sdtfl="http://schemas.microsoft.com/office/word/2024/wordml/sdtformatlock" xmlns:w16se="http://schemas.microsoft.com/office/word/2015/wordml/symex" xmlns:wpg="http://schemas.microsoft.com/office/word/2010/wordprocessingGroup" xmlns:wpi="http://schemas.microsoft.com/office/word/2010/wordprocessingInk" xmlns:wne="http://schemas.microsoft.com/office/word/2006/wordml" xmlns:wps="http://schemas.microsoft.com/office/word/2010/wordprocessingShape" mc:Ignorable="w14 w15 w16se w16cid w16 w16cex w16sdtdh w16sdtfl w16du wp14">
+  <w:sdt>
+    <w:sdtPr>
+      <w:rPr>
+        <w:rStyle w:val="af1"/>
+      </w:rPr>
+      <w:id w:val="652183898"/>
+      <w:docPartObj>
+        <w:docPartGallery w:val="Page Numbers (Bottom of Page)"/>
+        <w:docPartUnique/>
+      </w:docPartObj>
+    </w:sdtPr>
+    <w:sdtContent>
+      <w:p>
+        <w:pPr>
+          <w:pStyle w:val="af"/>
+          <w:framePr w:wrap="none" w:vAnchor="text" w:hAnchor="margin" w:xAlign="right" w:y="1"/>
+          <w:rPr>
+            <w:rStyle w:val="af1"/>
+          </w:rPr>
+        </w:pPr>
+        <w:r>
+          <w:rPr>
+            <w:rStyle w:val="af1"/>
+          </w:rPr>
+          <w:fldChar w:fldCharType="begin"/>
+        </w:r>
+        <w:r>
+          <w:rPr>
+            <w:rStyle w:val="af1"/>
+          </w:rPr>
+          <w:instrText xml:space="preserve"> PAGE </w:instrText>
+        </w:r>
+        <w:r>
+          <w:rPr>
+            <w:rStyle w:val="af1"/>
+          </w:rPr>
+          <w:fldChar w:fldCharType="end"/>
+        </w:r>
+      </w:p>
+    </w:sdtContent>
+  </w:sdt>
+  <w:p>
+    <w:pPr>
+      <w:pStyle w:val="af"/>
+      <w:ind w:right="360"/>
+    </w:pPr>
+  </w:p>
+</w:ftr>
+</file>
+
+<file path=word/footer2.xml><?xml version="1.0" encoding="utf-8"?>
+<w:ftr xmlns:wpc="http://schemas.microsoft.com/office/word/2010/wordprocessingCanvas" xmlns:cx="http://schemas.microsoft.com/office/drawing/2014/chartex" xmlns:cx1="http://schemas.microsoft.com/office/drawing/2015/9/8/chartex" xmlns:cx2="http://schemas.microsoft.com/office/drawing/2015/10/21/chartex" xmlns:cx3="http://schemas.microsoft.com/office/drawing/2016/5/9/chartex" xmlns:cx4="http://schemas.microsoft.com/office/drawing/2016/5/10/chartex" xmlns:cx5="http://schemas.microsoft.com/office/drawing/2016/5/11/chartex" xmlns:cx6="http://schemas.microsoft.com/office/drawing/2016/5/12/chartex" xmlns:cx7="http://schemas.microsoft.com/office/drawing/2016/5/13/chartex" xmlns:cx8="http://schemas.microsoft.com/office/drawing/2016/5/14/chartex" xmlns:mc="http://schemas.openxmlformats.org/markup-compatibility/2006" xmlns:aink="http://schemas.microsoft.com/office/drawing/2016/ink" xmlns:am3d="http://schemas.microsoft.com/office/drawing/2017/model3d" xmlns:o="urn:schemas-microsoft-com:office:office" xmlns:oel="http://schemas.microsoft.com/office/2019/extlst" xmlns:r="http://schemas.openxmlformats.org/officeDocument/2006/relationships" xmlns:m="http://schemas.openxmlformats.org/officeDocument/2006/math" xmlns:v="urn:schemas-microsoft-com:vml" xmlns:wp14="http://schemas.microsoft.com/office/word/2010/wordprocessingDrawing" xmlns:wp="http://schemas.openxmlformats.org/drawingml/2006/wordprocessingDrawing" xmlns:w10="urn:schemas-microsoft-com:office:word" xmlns:w="http://schemas.openxmlformats.org/wordprocessingml/2006/main" xmlns:w14="http://schemas.microsoft.com/office/word/2010/wordml" xmlns:w15="http://schemas.microsoft.com/office/word/2012/wordml" xmlns:w16cex="http://schemas.microsoft.com/office/word/2018/wordml/cex" xmlns:w16cid="http://schemas.microsoft.com/office/word/2016/wordml/cid" xmlns:w16="http://schemas.microsoft.com/office/word/2018/wordml" xmlns:w16du="http://schemas.microsoft.com/office/word/2023/wordml/word16du" xmlns:w16sdtdh="http://schemas.microsoft.com/office/word/2020/wordml/sdtdatahash" xmlns:w16sdtfl="http://schemas.microsoft.com/office/word/2024/wordml/sdtformatlock" xmlns:w16se="http://schemas.microsoft.com/office/word/2015/wordml/symex" xmlns:wpg="http://schemas.microsoft.com/office/word/2010/wordprocessingGroup" xmlns:wpi="http://schemas.microsoft.com/office/word/2010/wordprocessingInk" xmlns:wne="http://schemas.microsoft.com/office/word/2006/wordml" xmlns:wps="http://schemas.microsoft.com/office/word/2010/wordprocessingShape" mc:Ignorable="w14 w15 w16se w16cid w16 w16cex w16sdtdh w16sdtfl w16du wp14">
+  <w:sdt>
+    <w:sdtPr>
+      <w:rPr>
+        <w:rStyle w:val="af1"/>
+      </w:rPr>
+      <w:id w:val="1353078808"/>
+      <w:docPartObj>
+        <w:docPartGallery w:val="Page Numbers (Bottom of Page)"/>
+        <w:docPartUnique/>
+      </w:docPartObj>
+    </w:sdtPr>
+    <w:sdtContent>
+      <w:p>
+        <w:pPr>
+          <w:pStyle w:val="af"/>
+          <w:framePr w:wrap="none" w:vAnchor="text" w:hAnchor="margin" w:xAlign="right" w:y="1"/>
+          <w:rPr>
+            <w:rStyle w:val="af1"/>
+          </w:rPr>
+        </w:pPr>
+        <w:r>
+          <w:rPr>
+            <w:rStyle w:val="af1"/>
+          </w:rPr>
+          <w:fldChar w:fldCharType="begin"/>
+        </w:r>
+        <w:r>
+          <w:rPr>
+            <w:rStyle w:val="af1"/>
+          </w:rPr>
+          <w:instrText xml:space="preserve"> PAGE </w:instrText>
+        </w:r>
+        <w:r>
+          <w:rPr>
+            <w:rStyle w:val="af1"/>
+          </w:rPr>
+          <w:fldChar w:fldCharType="separate"/>
+        </w:r>
+        <w:r>
+          <w:rPr>
+            <w:rStyle w:val="af1"/>
+            <w:noProof/>
+          </w:rPr>
+          <w:t>1</w:t>
+        </w:r>
+        <w:r>
+          <w:rPr>
+            <w:rStyle w:val="af1"/>
+          </w:rPr>
+          <w:fldChar w:fldCharType="end"/>
+        </w:r>
+      </w:p>
+    </w:sdtContent>
+  </w:sdt>
+  <w:p>
+    <w:pPr>
+      <w:pStyle w:val="af"/>
+      <w:ind w:right="360"/>
+    </w:pPr>
+  </w:p>
+</w:ftr>
+</file>
+
+<file path=word/footnotes.xml><?xml version="1.0" encoding="utf-8"?>
+<w:footnotes xmlns:wpc="http://schemas.microsoft.com/office/word/2010/wordprocessingCanvas" xmlns:cx="http://schemas.microsoft.com/office/drawing/2014/chartex" xmlns:cx1="http://schemas.microsoft.com/office/drawing/2015/9/8/chartex" xmlns:cx2="http://schemas.microsoft.com/office/drawing/2015/10/21/chartex" xmlns:cx3="http://schemas.microsoft.com/office/drawing/2016/5/9/chartex" xmlns:cx4="http://schemas.microsoft.com/office/drawing/2016/5/10/chartex" xmlns:cx5="http://schemas.microsoft.com/office/drawing/2016/5/11/chartex" xmlns:cx6="http://schemas.microsoft.com/office/drawing/2016/5/12/chartex" xmlns:cx7="http://schemas.microsoft.com/office/drawing/2016/5/13/chartex" xmlns:cx8="http://schemas.microsoft.com/office/drawing/2016/5/14/chartex" xmlns:mc="http://schemas.openxmlformats.org/markup-compatibility/2006" xmlns:aink="http://schemas.microsoft.com/office/drawing/2016/ink" xmlns:am3d="http://schemas.microsoft.com/office/drawing/2017/model3d" xmlns:o="urn:schemas-microsoft-com:office:office" xmlns:oel="http://schemas.microsoft.com/office/2019/extlst" xmlns:r="http://schemas.openxmlformats.org/officeDocument/2006/relationships" xmlns:m="http://schemas.openxmlformats.org/officeDocument/2006/math" xmlns:v="urn:schemas-microsoft-com:vml" xmlns:wp14="http://schemas.microsoft.com/office/word/2010/wordprocessingDrawing" xmlns:wp="http://schemas.openxmlformats.org/drawingml/2006/wordprocessingDrawing" xmlns:w10="urn:schemas-microsoft-com:office:word" xmlns:w="http://schemas.openxmlformats.org/wordprocessingml/2006/main" xmlns:w14="http://schemas.microsoft.com/office/word/2010/wordml" xmlns:w15="http://schemas.microsoft.com/office/word/2012/wordml" xmlns:w16cex="http://schemas.microsoft.com/office/word/2018/wordml/cex" xmlns:w16cid="http://schemas.microsoft.com/office/word/2016/wordml/cid" xmlns:w16="http://schemas.microsoft.com/office/word/2018/wordml" xmlns:w16du="http://schemas.microsoft.com/office/word/2023/wordml/word16du" xmlns:w16sdtdh="http://schemas.microsoft.com/office/word/2020/wordml/sdtdatahash" xmlns:w16sdtfl="http://schemas.microsoft.com/office/word/2024/wordml/sdtformatlock" xmlns:w16se="http://schemas.microsoft.com/office/word/2015/wordml/symex" xmlns:wpg="http://schemas.microsoft.com/office/word/2010/wordprocessingGroup" xmlns:wpi="http://schemas.microsoft.com/office/word/2010/wordprocessingInk" xmlns:wne="http://schemas.microsoft.com/office/word/2006/wordml" xmlns:wps="http://schemas.microsoft.com/office/word/2010/wordprocessingShape" mc:Ignorable="w14 w15 w16se w16cid w16 w16cex w16sdtdh w16sdtfl w16du wp14">
+  <w:footnote w:type="separator" w:id="-1">
+    <w:p>
+      <w:r>
+        <w:separator/>
+      </w:r>
+    </w:p>
+  </w:footnote>
+  <w:footnote w:type="continuationSeparator" w:id="0">
+    <w:p>
+      <w:r>
+        <w:continuationSeparator/>
+      </w:r>
+    </w:p>
+  </w:footnote>
+</w:footnotes>
 </file>
 
 <file path=word/numbering.xml><?xml version="1.0" encoding="utf-8"?>
@@ -2555,6 +2633,66 @@
       <w:shd w:val="clear" w:color="auto" w:fill="E1DFDD"/>
     </w:rPr>
   </w:style>
+  <w:style w:type="paragraph" w:styleId="ad">
+    <w:name w:val="header"/>
+    <w:basedOn w:val="a"/>
+    <w:link w:val="ae"/>
+    <w:uiPriority w:val="99"/>
+    <w:unhideWhenUsed/>
+    <w:rsid w:val="003019B1"/>
+    <w:pPr>
+      <w:tabs>
+        <w:tab w:val="center" w:pos="4252"/>
+        <w:tab w:val="right" w:pos="8504"/>
+      </w:tabs>
+      <w:snapToGrid w:val="0"/>
+    </w:pPr>
+  </w:style>
+  <w:style w:type="character" w:customStyle="1" w:styleId="ae">
+    <w:name w:val="ヘッダー (文字)"/>
+    <w:basedOn w:val="a0"/>
+    <w:link w:val="ad"/>
+    <w:uiPriority w:val="99"/>
+    <w:rsid w:val="003019B1"/>
+  </w:style>
+  <w:style w:type="paragraph" w:styleId="af">
+    <w:name w:val="footer"/>
+    <w:basedOn w:val="a"/>
+    <w:link w:val="af0"/>
+    <w:uiPriority w:val="99"/>
+    <w:unhideWhenUsed/>
+    <w:rsid w:val="003019B1"/>
+    <w:pPr>
+      <w:tabs>
+        <w:tab w:val="center" w:pos="4252"/>
+        <w:tab w:val="right" w:pos="8504"/>
+      </w:tabs>
+      <w:snapToGrid w:val="0"/>
+    </w:pPr>
+  </w:style>
+  <w:style w:type="character" w:customStyle="1" w:styleId="af0">
+    <w:name w:val="フッター (文字)"/>
+    <w:basedOn w:val="a0"/>
+    <w:link w:val="af"/>
+    <w:uiPriority w:val="99"/>
+    <w:rsid w:val="003019B1"/>
+  </w:style>
+  <w:style w:type="character" w:styleId="af1">
+    <w:name w:val="page number"/>
+    <w:basedOn w:val="a0"/>
+    <w:uiPriority w:val="99"/>
+    <w:semiHidden/>
+    <w:unhideWhenUsed/>
+    <w:rsid w:val="003019B1"/>
+  </w:style>
+  <w:style w:type="character" w:styleId="af2">
+    <w:name w:val="line number"/>
+    <w:basedOn w:val="a0"/>
+    <w:uiPriority w:val="99"/>
+    <w:semiHidden/>
+    <w:unhideWhenUsed/>
+    <w:rsid w:val="00F6061E"/>
+  </w:style>
 </w:styles>
 </file>
 
@@ -2871,4 +3009,16 @@
     </a:ext>
   </a:extLst>
 </a:theme>
+</file>
+
+<file path=customXml/item1.xml><?xml version="1.0" encoding="utf-8"?>
+<b:Sources xmlns:b="http://schemas.openxmlformats.org/officeDocument/2006/bibliography" xmlns="http://schemas.openxmlformats.org/officeDocument/2006/bibliography" SelectedStyle="/APASixthEditionOfficeOnline.xsl" StyleName="APA" Version="6"/>
+</file>
+
+<file path=customXml/itemProps1.xml><?xml version="1.0" encoding="utf-8"?>
+<ds:datastoreItem xmlns:ds="http://schemas.openxmlformats.org/officeDocument/2006/customXml" ds:itemID="{5DA2159B-CC00-1D4D-B44F-4B996C9697E6}">
+  <ds:schemaRefs>
+    <ds:schemaRef ds:uri="http://schemas.openxmlformats.org/officeDocument/2006/bibliography"/>
+  </ds:schemaRefs>
+</ds:datastoreItem>
 </file>